--- a/t31_s3.docx
+++ b/t31_s3.docx
@@ -3,2348 +3,998 @@
 <w:document xmlns:wpc="http://schemas.microsoft.com/office/word/2010/wordprocessingCanvas" xmlns:mo="http://schemas.microsoft.com/office/mac/office/2008/main" xmlns:mc="http://schemas.openxmlformats.org/markup-compatibility/2006" xmlns:mv="urn:schemas-microsoft-com:mac:vml" xmlns:o="urn:schemas-microsoft-com:office:office" xmlns:r="http://schemas.openxmlformats.org/officeDocument/2006/relationships" xmlns:m="http://schemas.openxmlformats.org/officeDocument/2006/math" xmlns:v="urn:schemas-microsoft-com:vml" xmlns:wp14="http://schemas.microsoft.com/office/word/2010/wordprocessingDrawing" xmlns:wp="http://schemas.openxmlformats.org/drawingml/2006/wordprocessingDrawing" xmlns:w10="urn:schemas-microsoft-com:office:word" xmlns:w="http://schemas.openxmlformats.org/wordprocessingml/2006/main" xmlns:w14="http://schemas.microsoft.com/office/word/2010/wordml" xmlns:wpg="http://schemas.microsoft.com/office/word/2010/wordprocessingGroup" xmlns:wpi="http://schemas.microsoft.com/office/word/2010/wordprocessingInk" xmlns:wne="http://schemas.microsoft.com/office/word/2006/wordml" xmlns:wps="http://schemas.microsoft.com/office/word/2010/wordprocessingShape" mc:Ignorable="w14 wp14">
   <w:body>
     <w:p>
-      <w:pPr>
-        <w:spacing w:after="40" w:before="120"/>
-      </w:pPr>
       <w:r>
-        <w:rPr>
-          <w:b w:val="0"/>
-          <w:i w:val="0"/>
-          <w:sz w:val="22"/>
-        </w:rPr>
-        <w:t>Question: A client with hypertension is prescribed a low-sodium diet. Which food choice shows the client understands the teaching?</w:t>
+        <w:t xml:space="preserve">Question: A client with acute myocardial infarction is prescribed morphine. The nurse understands that morphine is given for which purpose?</w:t>
       </w:r>
     </w:p>
     <w:p>
-      <w:pPr>
-        <w:spacing w:after="0" w:before="0"/>
-      </w:pPr>
       <w:r>
-        <w:rPr>
-          <w:b w:val="0"/>
-          <w:i w:val="0"/>
-          <w:sz w:val="22"/>
-        </w:rPr>
-        <w:t>(a) Fresh fruits, vegetables, and unsalted foods</w:t>
+        <w:t xml:space="preserve">(a) Relieve pain and reduce myocardial oxygen demand</w:t>
       </w:r>
     </w:p>
     <w:p>
-      <w:pPr>
-        <w:spacing w:after="0" w:before="0"/>
-      </w:pPr>
       <w:r>
-        <w:rPr>
-          <w:b w:val="0"/>
-          <w:i w:val="0"/>
-          <w:sz w:val="22"/>
-        </w:rPr>
-        <w:t>(b) Canned soups and processed meats</w:t>
+        <w:t xml:space="preserve">(b) Increase the heart rate</w:t>
       </w:r>
     </w:p>
     <w:p>
-      <w:pPr>
-        <w:spacing w:after="0" w:before="0"/>
-      </w:pPr>
       <w:r>
-        <w:rPr>
-          <w:b w:val="0"/>
-          <w:i w:val="0"/>
-          <w:sz w:val="22"/>
-        </w:rPr>
-        <w:t>(c) Pickles and salted snacks</w:t>
+        <w:t xml:space="preserve">(c) Raise blood pressure</w:t>
       </w:r>
     </w:p>
     <w:p>
-      <w:pPr>
-        <w:spacing w:after="0" w:before="0"/>
-      </w:pPr>
       <w:r>
-        <w:rPr>
-          <w:b w:val="0"/>
-          <w:i w:val="0"/>
-          <w:sz w:val="22"/>
-        </w:rPr>
-        <w:t>(d) Instant noodles with the flavor packet</w:t>
+        <w:t xml:space="preserve">(d) Promote diuresis</w:t>
       </w:r>
     </w:p>
     <w:p>
-      <w:pPr>
-        <w:spacing w:after="0" w:before="40"/>
-      </w:pPr>
       <w:r>
-        <w:rPr>
-          <w:b/>
-          <w:i w:val="0"/>
-          <w:sz w:val="22"/>
-        </w:rPr>
-        <w:t>Answer: a</w:t>
+        <w:t xml:space="preserve">Answer: a</w:t>
       </w:r>
     </w:p>
     <w:p>
-      <w:pPr>
-        <w:spacing w:after="0" w:before="0"/>
-      </w:pPr>
       <w:r>
-        <w:rPr>
-          <w:b w:val="0"/>
-          <w:i w:val="0"/>
-          <w:sz w:val="21"/>
-        </w:rPr>
-        <w:t>Solution: A low-sodium diet for hypertension includes fresh fruits and vegetables, unsalted foods, and reading labels to avoid hidden sodium; processed, canned, pickled, and instant foods are high in sodium and increase blood pressure and fluid retention.</w:t>
+        <w:t xml:space="preserve">Solution: Morphine relieves chest pain, reduces anxiety, and decreases preload and myocardial oxygen demand in MI. It also dilates veins and reduces the work of the heart.</w:t>
       </w:r>
     </w:p>
     <w:p>
-      <w:pPr>
-        <w:spacing w:after="0" w:before="0"/>
-      </w:pPr>
       <w:r>
-        <w:rPr>
-          <w:b w:val="0"/>
-          <w:i w:val="0"/>
-          <w:sz w:val="20"/>
-        </w:rPr>
-        <w:t>Positive Marks: 1</w:t>
+        <w:t xml:space="preserve">Positive Marks: 1</w:t>
       </w:r>
     </w:p>
     <w:p>
-      <w:pPr>
-        <w:spacing w:after="160" w:before="0"/>
-      </w:pPr>
       <w:r>
-        <w:rPr>
-          <w:b w:val="0"/>
-          <w:i w:val="0"/>
-          <w:sz w:val="20"/>
-        </w:rPr>
-        <w:t>Negative Marks: 0.25</w:t>
+        <w:t xml:space="preserve">Negative Marks: 0.25</w:t>
       </w:r>
     </w:p>
     <w:p>
-      <w:pPr>
-        <w:spacing w:after="40" w:before="120"/>
-      </w:pPr>
       <w:r>
-        <w:rPr>
-          <w:b w:val="0"/>
-          <w:i w:val="0"/>
-          <w:sz w:val="22"/>
-        </w:rPr>
-        <w:t>Question: A client with tuberculosis is started on rifampin. Which teaching is correct?</w:t>
+        <w:t xml:space="preserve"/>
       </w:r>
     </w:p>
     <w:p>
-      <w:pPr>
-        <w:spacing w:after="0" w:before="0"/>
-      </w:pPr>
       <w:r>
-        <w:rPr>
-          <w:b w:val="0"/>
-          <w:i w:val="0"/>
-          <w:sz w:val="22"/>
-        </w:rPr>
-        <w:t>(a) Expect orange-red discoloration of urine, sweat, and tears, and take the medication as prescribed for the full course</w:t>
+        <w:t xml:space="preserve">Question: A client with a diagnosis of GERD is scheduled for a 24-hour pH monitoring study. The nurse should teach the client to:</w:t>
       </w:r>
     </w:p>
     <w:p>
-      <w:pPr>
-        <w:spacing w:after="0" w:before="0"/>
-      </w:pPr>
       <w:r>
-        <w:rPr>
-          <w:b w:val="0"/>
-          <w:i w:val="0"/>
-          <w:sz w:val="22"/>
-        </w:rPr>
-        <w:t>(b) Stop the medication once symptoms improve</w:t>
+        <w:t xml:space="preserve">(a) Record symptoms, meals, and activities in a diary during the test</w:t>
       </w:r>
     </w:p>
     <w:p>
-      <w:pPr>
-        <w:spacing w:after="0" w:before="0"/>
-      </w:pPr>
       <w:r>
-        <w:rPr>
-          <w:b w:val="0"/>
-          <w:i w:val="0"/>
-          <w:sz w:val="22"/>
-        </w:rPr>
-        <w:t>(c) Expect the urine to turn green, which indicates a reaction</w:t>
+        <w:t xml:space="preserve">(b) Eat only spicy foods during the test</w:t>
       </w:r>
     </w:p>
     <w:p>
-      <w:pPr>
-        <w:spacing w:after="0" w:before="0"/>
-      </w:pPr>
       <w:r>
-        <w:rPr>
-          <w:b w:val="0"/>
-          <w:i w:val="0"/>
-          <w:sz w:val="22"/>
-        </w:rPr>
-        <w:t>(d) Take the medication only when coughing worsens</w:t>
+        <w:t xml:space="preserve">(c) Stop breathing during the test</w:t>
       </w:r>
     </w:p>
     <w:p>
-      <w:pPr>
-        <w:spacing w:after="0" w:before="40"/>
-      </w:pPr>
       <w:r>
-        <w:rPr>
-          <w:b/>
-          <w:i w:val="0"/>
-          <w:sz w:val="22"/>
-        </w:rPr>
-        <w:t>Answer: a</w:t>
+        <w:t xml:space="preserve">(d) Remove the probe immediately if discomfort occurs</w:t>
       </w:r>
     </w:p>
     <w:p>
-      <w:pPr>
-        <w:spacing w:after="0" w:before="0"/>
-      </w:pPr>
       <w:r>
-        <w:rPr>
-          <w:b w:val="0"/>
-          <w:i w:val="0"/>
-          <w:sz w:val="21"/>
-        </w:rPr>
-        <w:t>Solution: Rifampin causes orange-red discoloration of body fluids, which is harmless and expected, and the nurse emphasizes completing the full course of directly observed therapy to prevent drug resistance; stopping early causes relapse and multidrug-resistant TB.</w:t>
+        <w:t xml:space="preserve">Answer: a</w:t>
       </w:r>
     </w:p>
     <w:p>
-      <w:pPr>
-        <w:spacing w:after="0" w:before="0"/>
-      </w:pPr>
       <w:r>
-        <w:rPr>
-          <w:b w:val="0"/>
-          <w:i w:val="0"/>
-          <w:sz w:val="20"/>
-        </w:rPr>
-        <w:t>Positive Marks: 1</w:t>
+        <w:t xml:space="preserve">Solution: During 24-hour pH monitoring, the client keeps a diary of symptoms, meals, and activities so the results can be correlated. Medications that affect acid are usually held.</w:t>
       </w:r>
     </w:p>
     <w:p>
-      <w:pPr>
-        <w:spacing w:after="160" w:before="0"/>
-      </w:pPr>
       <w:r>
-        <w:rPr>
-          <w:b w:val="0"/>
-          <w:i w:val="0"/>
-          <w:sz w:val="20"/>
-        </w:rPr>
-        <w:t>Negative Marks: 0.25</w:t>
+        <w:t xml:space="preserve">Positive Marks: 1</w:t>
       </w:r>
     </w:p>
     <w:p>
-      <w:pPr>
-        <w:spacing w:after="40" w:before="120"/>
-      </w:pPr>
       <w:r>
-        <w:rPr>
-          <w:b w:val="0"/>
-          <w:i w:val="0"/>
-          <w:sz w:val="22"/>
-        </w:rPr>
-        <w:t>Question: A postoperative client's abdominal incision suddenly opens and the intestines are visible. Which is the priority nursing action?</w:t>
+        <w:t xml:space="preserve">Negative Marks: 0.25</w:t>
       </w:r>
     </w:p>
     <w:p>
-      <w:pPr>
-        <w:spacing w:after="0" w:before="0"/>
-      </w:pPr>
       <w:r>
-        <w:rPr>
-          <w:b w:val="0"/>
-          <w:i w:val="0"/>
-          <w:sz w:val="22"/>
-        </w:rPr>
-        <w:t>(a) Cover the wound with sterile saline-soaked dressings, stay with the client, and call for help</w:t>
+        <w:t xml:space="preserve"/>
       </w:r>
     </w:p>
     <w:p>
-      <w:pPr>
-        <w:spacing w:after="0" w:before="0"/>
-      </w:pPr>
       <w:r>
-        <w:rPr>
-          <w:b w:val="0"/>
-          <w:i w:val="0"/>
-          <w:sz w:val="22"/>
-        </w:rPr>
-        <w:t>(b) Push the intestines back into the abdominal cavity</w:t>
+        <w:t xml:space="preserve">Question: A client with chronic kidney disease is receiving hemodialysis. Which nursing action is correct after dialysis?</w:t>
       </w:r>
     </w:p>
     <w:p>
-      <w:pPr>
-        <w:spacing w:after="0" w:before="0"/>
-      </w:pPr>
       <w:r>
-        <w:rPr>
-          <w:b w:val="0"/>
-          <w:i w:val="0"/>
-          <w:sz w:val="22"/>
-        </w:rPr>
-        <w:t>(c) Leave the wound exposed and document the finding</w:t>
+        <w:t xml:space="preserve">(a) Monitor the access site for bleeding and auscultate the fistula for a bruit</w:t>
       </w:r>
     </w:p>
     <w:p>
-      <w:pPr>
-        <w:spacing w:after="0" w:before="0"/>
-      </w:pPr>
       <w:r>
-        <w:rPr>
-          <w:b w:val="0"/>
-          <w:i w:val="0"/>
-          <w:sz w:val="22"/>
-        </w:rPr>
-        <w:t>(d) Apply dry gauze and wait for the surgeon's rounds</w:t>
+        <w:t xml:space="preserve">(b) Remove the dressing and leave the site open</w:t>
       </w:r>
     </w:p>
     <w:p>
-      <w:pPr>
-        <w:spacing w:after="0" w:before="40"/>
-      </w:pPr>
       <w:r>
-        <w:rPr>
-          <w:b/>
-          <w:i w:val="0"/>
-          <w:sz w:val="22"/>
-        </w:rPr>
-        <w:t>Answer: a</w:t>
+        <w:t xml:space="preserve">(c) Apply a tight dressing to the access arm</w:t>
       </w:r>
     </w:p>
     <w:p>
-      <w:pPr>
-        <w:spacing w:after="0" w:before="0"/>
-      </w:pPr>
       <w:r>
-        <w:rPr>
-          <w:b w:val="0"/>
-          <w:i w:val="0"/>
-          <w:sz w:val="21"/>
-        </w:rPr>
-        <w:t>Solution: Wound evisceration is an emergency: the nurse covers the exposed organs with sterile saline-soaked dressings to keep them moist, places the client in low Fowler position with knees bent, keeps the client NPO, and notifies the surgeon immediately; the organs are never pushed back.</w:t>
+        <w:t xml:space="preserve">(d) Measure blood pressure on the access arm</w:t>
       </w:r>
     </w:p>
     <w:p>
-      <w:pPr>
-        <w:spacing w:after="0" w:before="0"/>
-      </w:pPr>
       <w:r>
-        <w:rPr>
-          <w:b w:val="0"/>
-          <w:i w:val="0"/>
-          <w:sz w:val="20"/>
-        </w:rPr>
-        <w:t>Positive Marks: 1</w:t>
+        <w:t xml:space="preserve">Answer: a</w:t>
       </w:r>
     </w:p>
     <w:p>
-      <w:pPr>
-        <w:spacing w:after="160" w:before="0"/>
-      </w:pPr>
       <w:r>
-        <w:rPr>
-          <w:b w:val="0"/>
-          <w:i w:val="0"/>
-          <w:sz w:val="20"/>
-        </w:rPr>
-        <w:t>Negative Marks: 0.25</w:t>
+        <w:t xml:space="preserve">Solution: After dialysis, the nurse monitors the access site for bleeding and checks the AV fistula for a bruit and thrill. BP is never taken on the access arm, and the site is kept clean.</w:t>
       </w:r>
     </w:p>
     <w:p>
-      <w:pPr>
-        <w:spacing w:after="40" w:before="120"/>
-      </w:pPr>
       <w:r>
-        <w:rPr>
-          <w:b w:val="0"/>
-          <w:i w:val="0"/>
-          <w:sz w:val="22"/>
-        </w:rPr>
-        <w:t>Question: A client sustains a scald burn on the forearm. Which first-aid measure is correct?</w:t>
+        <w:t xml:space="preserve">Positive Marks: 1</w:t>
       </w:r>
     </w:p>
     <w:p>
-      <w:pPr>
-        <w:spacing w:after="0" w:before="0"/>
-      </w:pPr>
       <w:r>
-        <w:rPr>
-          <w:b w:val="0"/>
-          <w:i w:val="0"/>
-          <w:sz w:val="22"/>
-        </w:rPr>
-        <w:t>(a) Cool the burn with running cool water for 10-20 minutes</w:t>
+        <w:t xml:space="preserve">Negative Marks: 0.25</w:t>
       </w:r>
     </w:p>
     <w:p>
-      <w:pPr>
-        <w:spacing w:after="0" w:before="0"/>
-      </w:pPr>
       <w:r>
-        <w:rPr>
-          <w:b w:val="0"/>
-          <w:i w:val="0"/>
-          <w:sz w:val="22"/>
-        </w:rPr>
-        <w:t>(b) Apply ice directly to the burned area</w:t>
+        <w:t xml:space="preserve"/>
       </w:r>
     </w:p>
     <w:p>
-      <w:pPr>
-        <w:spacing w:after="0" w:before="0"/>
-      </w:pPr>
       <w:r>
-        <w:rPr>
-          <w:b w:val="0"/>
-          <w:i w:val="0"/>
-          <w:sz w:val="22"/>
-        </w:rPr>
-        <w:t>(c) Cover the burn with butter or oil</w:t>
+        <w:t xml:space="preserve">Question: A client with a diagnosis of acute pancreatitis develops a sudden increase in abdominal girth and hypotension. The nurse should suspect:</w:t>
       </w:r>
     </w:p>
     <w:p>
-      <w:pPr>
-        <w:spacing w:after="0" w:before="0"/>
-      </w:pPr>
       <w:r>
-        <w:rPr>
-          <w:b w:val="0"/>
-          <w:i w:val="0"/>
-          <w:sz w:val="22"/>
-        </w:rPr>
-        <w:t>(d) Break any blisters that form</w:t>
+        <w:t xml:space="preserve">(a) Hemorrhagic pancreatitis</w:t>
       </w:r>
     </w:p>
     <w:p>
-      <w:pPr>
-        <w:spacing w:after="0" w:before="40"/>
-      </w:pPr>
       <w:r>
-        <w:rPr>
-          <w:b/>
-          <w:i w:val="0"/>
-          <w:sz w:val="22"/>
-        </w:rPr>
-        <w:t>Answer: a</w:t>
+        <w:t xml:space="preserve">(b) Improvement in the condition</w:t>
       </w:r>
     </w:p>
     <w:p>
-      <w:pPr>
-        <w:spacing w:after="0" w:before="0"/>
-      </w:pPr>
       <w:r>
-        <w:rPr>
-          <w:b w:val="0"/>
-          <w:i w:val="0"/>
-          <w:sz w:val="21"/>
-        </w:rPr>
-        <w:t>Solution: For a thermal burn, the area is cooled with running cool (not ice-cold) water for 10-20 minutes to reduce tissue damage and pain; ice, butter, and oils worsen injury, and blisters are not broken because they protect the underlying tissue.</w:t>
+        <w:t xml:space="preserve">(c) Constipation</w:t>
       </w:r>
     </w:p>
     <w:p>
-      <w:pPr>
-        <w:spacing w:after="0" w:before="0"/>
-      </w:pPr>
       <w:r>
-        <w:rPr>
-          <w:b w:val="0"/>
-          <w:i w:val="0"/>
-          <w:sz w:val="20"/>
-        </w:rPr>
-        <w:t>Positive Marks: 1</w:t>
+        <w:t xml:space="preserve">(d) Hyperglycemia only</w:t>
       </w:r>
     </w:p>
     <w:p>
-      <w:pPr>
-        <w:spacing w:after="160" w:before="0"/>
-      </w:pPr>
       <w:r>
-        <w:rPr>
-          <w:b w:val="0"/>
-          <w:i w:val="0"/>
-          <w:sz w:val="20"/>
-        </w:rPr>
-        <w:t>Negative Marks: 0.25</w:t>
+        <w:t xml:space="preserve">Answer: a</w:t>
       </w:r>
     </w:p>
     <w:p>
-      <w:pPr>
-        <w:spacing w:after="40" w:before="120"/>
-      </w:pPr>
       <w:r>
-        <w:rPr>
-          <w:b w:val="0"/>
-          <w:i w:val="0"/>
-          <w:sz w:val="22"/>
-        </w:rPr>
-        <w:t>Question: Which position is most appropriate when administering a cleansing enema?</w:t>
+        <w:t xml:space="preserve">Solution: Sudden abdominal distension with shock indicates hemorrhagic (necrotizing) pancreatitis with retroperitoneal bleeding — a surgical emergency requiring immediate intervention.</w:t>
       </w:r>
     </w:p>
     <w:p>
-      <w:pPr>
-        <w:spacing w:after="0" w:before="0"/>
-      </w:pPr>
       <w:r>
-        <w:rPr>
-          <w:b w:val="0"/>
-          <w:i w:val="0"/>
-          <w:sz w:val="22"/>
-        </w:rPr>
-        <w:t>(a) Left lateral (Sims) position</w:t>
+        <w:t xml:space="preserve">Positive Marks: 1</w:t>
       </w:r>
     </w:p>
     <w:p>
-      <w:pPr>
-        <w:spacing w:after="0" w:before="0"/>
-      </w:pPr>
       <w:r>
-        <w:rPr>
-          <w:b w:val="0"/>
-          <w:i w:val="0"/>
-          <w:sz w:val="22"/>
-        </w:rPr>
-        <w:t>(b) Right lateral position</w:t>
+        <w:t xml:space="preserve">Negative Marks: 0.25</w:t>
       </w:r>
     </w:p>
     <w:p>
-      <w:pPr>
-        <w:spacing w:after="0" w:before="0"/>
-      </w:pPr>
       <w:r>
-        <w:rPr>
-          <w:b w:val="0"/>
-          <w:i w:val="0"/>
-          <w:sz w:val="22"/>
-        </w:rPr>
-        <w:t>(c) Prone position</w:t>
+        <w:t xml:space="preserve"/>
       </w:r>
     </w:p>
     <w:p>
-      <w:pPr>
-        <w:spacing w:after="0" w:before="0"/>
-      </w:pPr>
       <w:r>
-        <w:rPr>
-          <w:b w:val="0"/>
-          <w:i w:val="0"/>
-          <w:sz w:val="22"/>
-        </w:rPr>
-        <w:t>(d) Supine with the head flat</w:t>
+        <w:t xml:space="preserve">Question: The nurse is caring for a client receiving a heparin infusion. Which finding indicates the client is experiencing heparin-induced thrombocytopenia (HIT)?</w:t>
       </w:r>
     </w:p>
     <w:p>
-      <w:pPr>
-        <w:spacing w:after="0" w:before="40"/>
-      </w:pPr>
       <w:r>
-        <w:rPr>
-          <w:b/>
-          <w:i w:val="0"/>
-          <w:sz w:val="22"/>
-        </w:rPr>
-        <w:t>Answer: a</w:t>
+        <w:t xml:space="preserve">(a) Platelet count dropping from 200,000 to 50,000</w:t>
       </w:r>
     </w:p>
     <w:p>
-      <w:pPr>
-        <w:spacing w:after="0" w:before="0"/>
-      </w:pPr>
       <w:r>
-        <w:rPr>
-          <w:b w:val="0"/>
-          <w:i w:val="0"/>
-          <w:sz w:val="21"/>
-        </w:rPr>
-        <w:t>Solution: The left lateral (Sims) position allows the enema solution to flow downward along the sigmoid and descending colon following the natural anatomy, improving retention and effectiveness; the client is also instructed to retain the solution for the prescribed time.</w:t>
+        <w:t xml:space="preserve">(b) Platelet count of 250,000</w:t>
       </w:r>
     </w:p>
     <w:p>
-      <w:pPr>
-        <w:spacing w:after="0" w:before="0"/>
-      </w:pPr>
       <w:r>
-        <w:rPr>
-          <w:b w:val="0"/>
-          <w:i w:val="0"/>
-          <w:sz w:val="20"/>
-        </w:rPr>
-        <w:t>Positive Marks: 1</w:t>
+        <w:t xml:space="preserve">(c) Prolonged bleeding time only</w:t>
       </w:r>
     </w:p>
     <w:p>
-      <w:pPr>
-        <w:spacing w:after="160" w:before="0"/>
-      </w:pPr>
       <w:r>
-        <w:rPr>
-          <w:b w:val="0"/>
-          <w:i w:val="0"/>
-          <w:sz w:val="20"/>
-        </w:rPr>
-        <w:t>Negative Marks: 0.25</w:t>
+        <w:t xml:space="preserve">(d) Increased urine output</w:t>
       </w:r>
     </w:p>
     <w:p>
-      <w:pPr>
-        <w:spacing w:after="40" w:before="120"/>
-      </w:pPr>
       <w:r>
-        <w:rPr>
-          <w:b w:val="0"/>
-          <w:i w:val="0"/>
-          <w:sz w:val="22"/>
-        </w:rPr>
-        <w:t>Question: A client is placed in wrist restraints. Which nursing action is correct?</w:t>
+        <w:t xml:space="preserve">Answer: a</w:t>
       </w:r>
     </w:p>
     <w:p>
-      <w:pPr>
-        <w:spacing w:after="0" w:before="0"/>
-      </w:pPr>
       <w:r>
-        <w:rPr>
-          <w:b w:val="0"/>
-          <w:i w:val="0"/>
-          <w:sz w:val="22"/>
-        </w:rPr>
-        <w:t>(a) Release the restraints every 2 hours and check circulation, and document the client's behavior and the need for continued restraints</w:t>
+        <w:t xml:space="preserve">Solution: HIT is an immune reaction causing a dramatic drop in platelets (often &gt;50% fall) and paradoxical clotting. Heparin is stopped and alternative anticoagulation is started.</w:t>
       </w:r>
     </w:p>
     <w:p>
-      <w:pPr>
-        <w:spacing w:after="0" w:before="0"/>
-      </w:pPr>
       <w:r>
-        <w:rPr>
-          <w:b w:val="0"/>
-          <w:i w:val="0"/>
-          <w:sz w:val="22"/>
-        </w:rPr>
-        <w:t>(b) Leave the restraints on continuously for 24 hours</w:t>
+        <w:t xml:space="preserve">Positive Marks: 1</w:t>
       </w:r>
     </w:p>
     <w:p>
-      <w:pPr>
-        <w:spacing w:after="0" w:before="0"/>
-      </w:pPr>
       <w:r>
-        <w:rPr>
-          <w:b w:val="0"/>
-          <w:i w:val="0"/>
-          <w:sz w:val="22"/>
-        </w:rPr>
-        <w:t>(c) Tie the restraints tightly to the bed frame</w:t>
+        <w:t xml:space="preserve">Negative Marks: 0.25</w:t>
       </w:r>
     </w:p>
     <w:p>
-      <w:pPr>
-        <w:spacing w:after="0" w:before="0"/>
-      </w:pPr>
       <w:r>
-        <w:rPr>
-          <w:b w:val="0"/>
-          <w:i w:val="0"/>
-          <w:sz w:val="22"/>
-        </w:rPr>
-        <w:t>(d) Remove the restraints only during the night shift</w:t>
+        <w:t xml:space="preserve"/>
       </w:r>
     </w:p>
     <w:p>
-      <w:pPr>
-        <w:spacing w:after="0" w:before="40"/>
-      </w:pPr>
       <w:r>
-        <w:rPr>
-          <w:b/>
-          <w:i w:val="0"/>
-          <w:sz w:val="22"/>
-        </w:rPr>
-        <w:t>Answer: a</w:t>
+        <w:t xml:space="preserve">Question: A client with a brain injury is being monitored for signs of increased intracranial pressure. Which finding is a late sign?</w:t>
       </w:r>
     </w:p>
     <w:p>
-      <w:pPr>
-        <w:spacing w:after="0" w:before="0"/>
-      </w:pPr>
       <w:r>
-        <w:rPr>
-          <w:b w:val="0"/>
-          <w:i w:val="0"/>
-          <w:sz w:val="21"/>
-        </w:rPr>
-        <w:t>Solution: Restraints are released every 2 hours (and at least every 2 hours for range of motion and circulation checks, with skin and neurovascular assessment), the client is checked frequently, and the nurse documents the behavior, alternatives tried, and the need for continuation; restraints are used only when less restrictive measures fail.</w:t>
+        <w:t xml:space="preserve">(a) Cushing's triad: bradycardia, hypertension, irregular respirations</w:t>
       </w:r>
     </w:p>
     <w:p>
-      <w:pPr>
-        <w:spacing w:after="0" w:before="0"/>
-      </w:pPr>
       <w:r>
-        <w:rPr>
-          <w:b w:val="0"/>
-          <w:i w:val="0"/>
-          <w:sz w:val="20"/>
-        </w:rPr>
-        <w:t>Positive Marks: 1</w:t>
+        <w:t xml:space="preserve">(b) Restlessness</w:t>
       </w:r>
     </w:p>
     <w:p>
-      <w:pPr>
-        <w:spacing w:after="160" w:before="0"/>
-      </w:pPr>
       <w:r>
-        <w:rPr>
-          <w:b w:val="0"/>
-          <w:i w:val="0"/>
-          <w:sz w:val="20"/>
-        </w:rPr>
-        <w:t>Negative Marks: 0.25</w:t>
+        <w:t xml:space="preserve">(c) Headache</w:t>
       </w:r>
     </w:p>
     <w:p>
-      <w:pPr>
-        <w:spacing w:after="40" w:before="120"/>
-      </w:pPr>
       <w:r>
-        <w:rPr>
-          <w:b w:val="0"/>
-          <w:i w:val="0"/>
-          <w:sz w:val="22"/>
-        </w:rPr>
-        <w:t>Question: Which newborn is being assessed with the Apgar score?</w:t>
+        <w:t xml:space="preserve">(d) Slight confusion</w:t>
       </w:r>
     </w:p>
     <w:p>
-      <w:pPr>
-        <w:spacing w:after="0" w:before="0"/>
-      </w:pPr>
       <w:r>
-        <w:rPr>
-          <w:b w:val="0"/>
-          <w:i w:val="0"/>
-          <w:sz w:val="22"/>
-        </w:rPr>
-        <w:t>(a) A newborn at 1 and 5 minutes after birth, scored on heart rate, respiratory effort, muscle tone, reflex irritability, and color</w:t>
+        <w:t xml:space="preserve">Answer: a</w:t>
       </w:r>
     </w:p>
     <w:p>
-      <w:pPr>
-        <w:spacing w:after="0" w:before="0"/>
-      </w:pPr>
       <w:r>
-        <w:rPr>
-          <w:b w:val="0"/>
-          <w:i w:val="0"/>
-          <w:sz w:val="22"/>
-        </w:rPr>
-        <w:t>(b) A newborn at 1 hour of age, scored on feeding and weight</w:t>
+        <w:t xml:space="preserve">Solution: Cushing's triad (bradycardia, widened pulse pressure/hypertension, and irregular respirations) is a late, ominous sign of rising ICP. Restlessness, headache, and confusion are earlier signs.</w:t>
       </w:r>
     </w:p>
     <w:p>
-      <w:pPr>
-        <w:spacing w:after="0" w:before="0"/>
-      </w:pPr>
       <w:r>
-        <w:rPr>
-          <w:b w:val="0"/>
-          <w:i w:val="0"/>
-          <w:sz w:val="22"/>
-        </w:rPr>
-        <w:t>(c) A newborn on day 3, scored on jaundice and hydration</w:t>
+        <w:t xml:space="preserve">Positive Marks: 1</w:t>
       </w:r>
     </w:p>
     <w:p>
-      <w:pPr>
-        <w:spacing w:after="0" w:before="0"/>
-      </w:pPr>
       <w:r>
-        <w:rPr>
-          <w:b w:val="0"/>
-          <w:i w:val="0"/>
-          <w:sz w:val="22"/>
-        </w:rPr>
-        <w:t>(d) A newborn at discharge, scored on hearing and reflexes</w:t>
+        <w:t xml:space="preserve">Negative Marks: 0.25</w:t>
       </w:r>
     </w:p>
     <w:p>
-      <w:pPr>
-        <w:spacing w:after="0" w:before="40"/>
-      </w:pPr>
       <w:r>
-        <w:rPr>
-          <w:b/>
-          <w:i w:val="0"/>
-          <w:sz w:val="22"/>
-        </w:rPr>
-        <w:t>Answer: a</w:t>
+        <w:t xml:space="preserve"/>
       </w:r>
     </w:p>
     <w:p>
-      <w:pPr>
-        <w:spacing w:after="0" w:before="0"/>
-      </w:pPr>
       <w:r>
-        <w:rPr>
-          <w:b w:val="0"/>
-          <w:i w:val="0"/>
-          <w:sz w:val="21"/>
-        </w:rPr>
-        <w:t>Solution: The Apgar score assesses the newborn at 1 and 5 minutes after birth on five signs: heart rate, respiratory effort, muscle tone, reflex irritability, and color, each scored 0-2; a score of 7-10 is reassuring, and a low score indicates the need for resuscitation.</w:t>
+        <w:t xml:space="preserve">Question: A client is prescribed a bronchodilator by nebulizer. Which assessment should the nurse perform during and after the treatment?</w:t>
       </w:r>
     </w:p>
     <w:p>
-      <w:pPr>
-        <w:spacing w:after="0" w:before="0"/>
-      </w:pPr>
       <w:r>
-        <w:rPr>
-          <w:b w:val="0"/>
-          <w:i w:val="0"/>
-          <w:sz w:val="20"/>
-        </w:rPr>
-        <w:t>Positive Marks: 1</w:t>
+        <w:t xml:space="preserve">(a) Monitor for tachycardia, tremors, and improved breath sounds</w:t>
       </w:r>
     </w:p>
     <w:p>
-      <w:pPr>
-        <w:spacing w:after="160" w:before="0"/>
-      </w:pPr>
       <w:r>
-        <w:rPr>
-          <w:b w:val="0"/>
-          <w:i w:val="0"/>
-          <w:sz w:val="20"/>
-        </w:rPr>
-        <w:t>Negative Marks: 0.25</w:t>
+        <w:t xml:space="preserve">(b) Assess for bradycardia</w:t>
       </w:r>
     </w:p>
     <w:p>
-      <w:pPr>
-        <w:spacing w:after="40" w:before="120"/>
-      </w:pPr>
       <w:r>
-        <w:rPr>
-          <w:b w:val="0"/>
-          <w:i w:val="0"/>
-          <w:sz w:val="22"/>
-        </w:rPr>
-        <w:t>Question: A breastfeeding mother asks about colostrum. Which statement is correct?</w:t>
+        <w:t xml:space="preserve">(c) Check blood glucose</w:t>
       </w:r>
     </w:p>
     <w:p>
-      <w:pPr>
-        <w:spacing w:after="0" w:before="0"/>
-      </w:pPr>
       <w:r>
-        <w:rPr>
-          <w:b w:val="0"/>
-          <w:i w:val="0"/>
-          <w:sz w:val="22"/>
-        </w:rPr>
-        <w:t>(a) Colostrum is the first milk, rich in antibodies and proteins, and is ideal for the newborn in the first days</w:t>
+        <w:t xml:space="preserve">(d) Measure abdominal girth</w:t>
       </w:r>
     </w:p>
     <w:p>
-      <w:pPr>
-        <w:spacing w:after="0" w:before="0"/>
-      </w:pPr>
       <w:r>
-        <w:rPr>
-          <w:b w:val="0"/>
-          <w:i w:val="0"/>
-          <w:sz w:val="22"/>
-        </w:rPr>
-        <w:t>(b) Colostrum is watery and has no nutritional value, so formula should be given first</w:t>
+        <w:t xml:space="preserve">Answer: a</w:t>
       </w:r>
     </w:p>
     <w:p>
-      <w:pPr>
-        <w:spacing w:after="0" w:before="0"/>
-      </w:pPr>
       <w:r>
-        <w:rPr>
-          <w:b w:val="0"/>
-          <w:i w:val="0"/>
-          <w:sz w:val="22"/>
-        </w:rPr>
-        <w:t>(c) Colostrum causes jaundice and should be discarded</w:t>
+        <w:t xml:space="preserve">Solution: Beta-agonist bronchodilators can cause tachycardia and tremors; the nurse monitors vital signs and lung sounds to evaluate the response to treatment.</w:t>
       </w:r>
     </w:p>
     <w:p>
-      <w:pPr>
-        <w:spacing w:after="0" w:before="0"/>
-      </w:pPr>
       <w:r>
-        <w:rPr>
-          <w:b w:val="0"/>
-          <w:i w:val="0"/>
-          <w:sz w:val="22"/>
-        </w:rPr>
-        <w:t>(d) Colostrum should be replaced with honey before the first feed</w:t>
+        <w:t xml:space="preserve">Positive Marks: 1</w:t>
       </w:r>
     </w:p>
     <w:p>
-      <w:pPr>
-        <w:spacing w:after="0" w:before="40"/>
-      </w:pPr>
       <w:r>
-        <w:rPr>
-          <w:b/>
-          <w:i w:val="0"/>
-          <w:sz w:val="22"/>
-        </w:rPr>
-        <w:t>Answer: a</w:t>
+        <w:t xml:space="preserve">Negative Marks: 0.25</w:t>
       </w:r>
     </w:p>
     <w:p>
-      <w:pPr>
-        <w:spacing w:after="0" w:before="0"/>
-      </w:pPr>
       <w:r>
-        <w:rPr>
-          <w:b w:val="0"/>
-          <w:i w:val="0"/>
-          <w:sz w:val="21"/>
-        </w:rPr>
-        <w:t>Solution: Colostrum is the thick, yellow first milk secreted in the first few days, rich in immunoglobulins (especially IgA), proteins, and protective factors that shield the newborn from infection; it is the ideal first food and should never be discarded or replaced.</w:t>
+        <w:t xml:space="preserve"/>
       </w:r>
     </w:p>
     <w:p>
-      <w:pPr>
-        <w:spacing w:after="0" w:before="0"/>
-      </w:pPr>
       <w:r>
-        <w:rPr>
-          <w:b w:val="0"/>
-          <w:i w:val="0"/>
-          <w:sz w:val="20"/>
-        </w:rPr>
-        <w:t>Positive Marks: 1</w:t>
+        <w:t xml:space="preserve">Question: A client with a diagnosis of deep vein thrombosis is on bed rest. Which nursing intervention is most important?</w:t>
       </w:r>
     </w:p>
     <w:p>
-      <w:pPr>
-        <w:spacing w:after="160" w:before="0"/>
-      </w:pPr>
       <w:r>
-        <w:rPr>
-          <w:b w:val="0"/>
-          <w:i w:val="0"/>
-          <w:sz w:val="20"/>
-        </w:rPr>
-        <w:t>Negative Marks: 0.25</w:t>
+        <w:t xml:space="preserve">(a) Avoid massaging the affected leg</w:t>
       </w:r>
     </w:p>
     <w:p>
-      <w:pPr>
-        <w:spacing w:after="40" w:before="120"/>
-      </w:pPr>
       <w:r>
-        <w:rPr>
-          <w:b w:val="0"/>
-          <w:i w:val="0"/>
-          <w:sz w:val="22"/>
-        </w:rPr>
-        <w:t>Question: A client who has just been told about a cancer diagnosis says, This cannot be true; the laboratory must have mixed up my report. Which defense mechanism is the client using?</w:t>
+        <w:t xml:space="preserve">(b) Massage the leg to improve circulation</w:t>
       </w:r>
     </w:p>
     <w:p>
-      <w:pPr>
-        <w:spacing w:after="0" w:before="0"/>
-      </w:pPr>
       <w:r>
-        <w:rPr>
-          <w:b w:val="0"/>
-          <w:i w:val="0"/>
-          <w:sz w:val="22"/>
-        </w:rPr>
-        <w:t>(a) Denial, which protects the client from overwhelming anxiety by refusing to accept reality</w:t>
+        <w:t xml:space="preserve">(c) Apply heat to the leg</w:t>
       </w:r>
     </w:p>
     <w:p>
-      <w:pPr>
-        <w:spacing w:after="0" w:before="0"/>
-      </w:pPr>
       <w:r>
-        <w:rPr>
-          <w:b w:val="0"/>
-          <w:i w:val="0"/>
-          <w:sz w:val="22"/>
-        </w:rPr>
-        <w:t>(b) Projection, which attributes feelings to others</w:t>
+        <w:t xml:space="preserve">(d) Encourage vigorous exercise of the leg</w:t>
       </w:r>
     </w:p>
     <w:p>
-      <w:pPr>
-        <w:spacing w:after="0" w:before="0"/>
-      </w:pPr>
       <w:r>
-        <w:rPr>
-          <w:b w:val="0"/>
-          <w:i w:val="0"/>
-          <w:sz w:val="22"/>
-        </w:rPr>
-        <w:t>(c) Rationalization, which gives logical excuses</w:t>
+        <w:t xml:space="preserve">Answer: a</w:t>
       </w:r>
     </w:p>
     <w:p>
-      <w:pPr>
-        <w:spacing w:after="0" w:before="0"/>
-      </w:pPr>
       <w:r>
-        <w:rPr>
-          <w:b w:val="0"/>
-          <w:i w:val="0"/>
-          <w:sz w:val="22"/>
-        </w:rPr>
-        <w:t>(d) Displacement, which redirects feelings to a safer target</w:t>
+        <w:t xml:space="preserve">Solution: The affected leg in DVT is never massaged because it can dislodge the clot and cause a pulmonary embolism. The leg is elevated, warm compresses are allowed, and anticoagulants are given.</w:t>
       </w:r>
     </w:p>
     <w:p>
-      <w:pPr>
-        <w:spacing w:after="0" w:before="40"/>
-      </w:pPr>
       <w:r>
-        <w:rPr>
-          <w:b/>
-          <w:i w:val="0"/>
-          <w:sz w:val="22"/>
-        </w:rPr>
-        <w:t>Answer: a</w:t>
+        <w:t xml:space="preserve">Positive Marks: 1</w:t>
       </w:r>
     </w:p>
     <w:p>
-      <w:pPr>
-        <w:spacing w:after="0" w:before="0"/>
-      </w:pPr>
       <w:r>
-        <w:rPr>
-          <w:b w:val="0"/>
-          <w:i w:val="0"/>
-          <w:sz w:val="21"/>
-        </w:rPr>
-        <w:t>Solution: Denial is the unconscious refusal to accept reality or facts, protecting the person from intolerable anxiety, and it is common in the early phase of a serious diagnosis; the nurse allows the client time, provides factual information gently, and does not force acceptance.</w:t>
+        <w:t xml:space="preserve">Negative Marks: 0.25</w:t>
       </w:r>
     </w:p>
     <w:p>
-      <w:pPr>
-        <w:spacing w:after="0" w:before="0"/>
-      </w:pPr>
       <w:r>
-        <w:rPr>
-          <w:b w:val="0"/>
-          <w:i w:val="0"/>
-          <w:sz w:val="20"/>
-        </w:rPr>
-        <w:t>Positive Marks: 1</w:t>
+        <w:t xml:space="preserve"/>
       </w:r>
     </w:p>
     <w:p>
-      <w:pPr>
-        <w:spacing w:after="160" w:before="0"/>
-      </w:pPr>
       <w:r>
-        <w:rPr>
-          <w:b w:val="0"/>
-          <w:i w:val="0"/>
-          <w:sz w:val="20"/>
-        </w:rPr>
-        <w:t>Negative Marks: 0.25</w:t>
+        <w:t xml:space="preserve">Question: A client with a diagnosis of pernicious anemia is prescribed vitamin B12. The nurse should teach the client that this medication:</w:t>
       </w:r>
     </w:p>
     <w:p>
-      <w:pPr>
-        <w:spacing w:after="40" w:before="120"/>
-      </w:pPr>
       <w:r>
-        <w:rPr>
-          <w:b w:val="0"/>
-          <w:i w:val="0"/>
-          <w:sz w:val="22"/>
-        </w:rPr>
-        <w:t>Question: A client having a panic attack is hyperventilating and says, 'I think I'm dying.' Which is the most appropriate nursing intervention during the acute episode?</w:t>
+        <w:t xml:space="preserve">(a) Must be given by injection for life</w:t>
       </w:r>
     </w:p>
     <w:p>
-      <w:pPr>
-        <w:spacing w:after="0" w:before="0"/>
-      </w:pPr>
       <w:r>
-        <w:rPr>
-          <w:b w:val="0"/>
-          <w:i w:val="0"/>
-          <w:sz w:val="22"/>
-        </w:rPr>
-        <w:t>(a) Remain with the client and speak in short, calm, simple sentences</w:t>
+        <w:t xml:space="preserve">(b) Can be given orally once symptoms resolve</w:t>
       </w:r>
     </w:p>
     <w:p>
-      <w:pPr>
-        <w:spacing w:after="0" w:before="0"/>
-      </w:pPr>
       <w:r>
-        <w:rPr>
-          <w:b w:val="0"/>
-          <w:i w:val="0"/>
-          <w:sz w:val="22"/>
-        </w:rPr>
-        <w:t>(b) Leave the client alone to rest until the episode subsides</w:t>
+        <w:t xml:space="preserve">(c) Is only needed for one month</w:t>
       </w:r>
     </w:p>
     <w:p>
-      <w:pPr>
-        <w:spacing w:after="0" w:before="0"/>
-      </w:pPr>
       <w:r>
-        <w:rPr>
-          <w:b w:val="0"/>
-          <w:i w:val="0"/>
-          <w:sz w:val="22"/>
-        </w:rPr>
-        <w:t>(c) Tell the client to breathe into a paper bag to correct hyperventilation</w:t>
+        <w:t xml:space="preserve">(d) Replaces the need for folic acid</w:t>
       </w:r>
     </w:p>
     <w:p>
-      <w:pPr>
-        <w:spacing w:after="0" w:before="0"/>
-      </w:pPr>
       <w:r>
-        <w:rPr>
-          <w:b w:val="0"/>
-          <w:i w:val="0"/>
-          <w:sz w:val="22"/>
-        </w:rPr>
-        <w:t>(d) Ask the client to describe in detail what triggered the attack</w:t>
+        <w:t xml:space="preserve">Answer: a</w:t>
       </w:r>
     </w:p>
     <w:p>
-      <w:pPr>
-        <w:spacing w:after="0" w:before="40"/>
-      </w:pPr>
       <w:r>
-        <w:rPr>
-          <w:b/>
-          <w:i w:val="0"/>
-          <w:sz w:val="22"/>
-        </w:rPr>
-        <w:t>Answer: a</w:t>
+        <w:t xml:space="preserve">Solution: Pernicious anemia results from failure to absorb B12 (lack of intrinsic factor), so lifelong parenteral B12 (or high-dose intranasal/oral in some cases) is required. Folic acid does not correct the neurologic damage.</w:t>
       </w:r>
     </w:p>
     <w:p>
-      <w:pPr>
-        <w:spacing w:after="0" w:before="0"/>
-      </w:pPr>
       <w:r>
-        <w:rPr>
-          <w:b w:val="0"/>
-          <w:i w:val="0"/>
-          <w:sz w:val="21"/>
-        </w:rPr>
-        <w:t>Solution: During an acute panic attack the priority is client safety and reducing stimulation, so the nurse stays with the client and gives short, calm, concrete directions. Leaving the client alone heightens the fear of dying, paper-bag breathing is no longer recommended (it can worsen hypoxia), and exploring triggers is deferred until the acute phase has resolved.</w:t>
+        <w:t xml:space="preserve">Positive Marks: 1</w:t>
       </w:r>
     </w:p>
     <w:p>
-      <w:pPr>
-        <w:spacing w:after="0" w:before="0"/>
-      </w:pPr>
       <w:r>
-        <w:rPr>
-          <w:b w:val="0"/>
-          <w:i w:val="0"/>
-          <w:sz w:val="20"/>
-        </w:rPr>
-        <w:t>Positive Marks: 1</w:t>
+        <w:t xml:space="preserve">Negative Marks: 0.25</w:t>
       </w:r>
     </w:p>
     <w:p>
-      <w:pPr>
-        <w:spacing w:after="160" w:before="0"/>
-      </w:pPr>
       <w:r>
-        <w:rPr>
-          <w:b w:val="0"/>
-          <w:i w:val="0"/>
-          <w:sz w:val="20"/>
-        </w:rPr>
-        <w:t>Negative Marks: 0.25</w:t>
+        <w:t xml:space="preserve"/>
       </w:r>
     </w:p>
     <w:p>
-      <w:pPr>
-        <w:spacing w:after="40" w:before="120"/>
-      </w:pPr>
       <w:r>
-        <w:rPr>
-          <w:b w:val="0"/>
-          <w:i w:val="0"/>
-          <w:sz w:val="22"/>
-        </w:rPr>
-        <w:t>Question: Which condition is a contraindication to giving a dose of DPT vaccine?</w:t>
+        <w:t xml:space="preserve">Question: A nurse is assessing a client with hypercalcemia. Which finding is most characteristic?</w:t>
       </w:r>
     </w:p>
     <w:p>
-      <w:pPr>
-        <w:spacing w:after="0" w:before="0"/>
-      </w:pPr>
       <w:r>
-        <w:rPr>
-          <w:b w:val="0"/>
-          <w:i w:val="0"/>
-          <w:sz w:val="22"/>
-        </w:rPr>
-        <w:t>(a) A severe allergic reaction or encephalopathy after the previous dose</w:t>
+        <w:t xml:space="preserve">(a) Muscle weakness and confusion</w:t>
       </w:r>
     </w:p>
     <w:p>
-      <w:pPr>
-        <w:spacing w:after="0" w:before="0"/>
-      </w:pPr>
       <w:r>
-        <w:rPr>
-          <w:b w:val="0"/>
-          <w:i w:val="0"/>
-          <w:sz w:val="22"/>
-        </w:rPr>
-        <w:t>(b) A mild cold without fever</w:t>
+        <w:t xml:space="preserve">(b) Muscle cramps and tetany</w:t>
       </w:r>
     </w:p>
     <w:p>
-      <w:pPr>
-        <w:spacing w:after="0" w:before="0"/>
-      </w:pPr>
       <w:r>
-        <w:rPr>
-          <w:b w:val="0"/>
-          <w:i w:val="0"/>
-          <w:sz w:val="22"/>
-        </w:rPr>
-        <w:t>(c) Low-grade fever after the previous dose</w:t>
+        <w:t xml:space="preserve">(c) Positive Chvostek's sign</w:t>
       </w:r>
     </w:p>
     <w:p>
-      <w:pPr>
-        <w:spacing w:after="0" w:before="0"/>
-      </w:pPr>
       <w:r>
-        <w:rPr>
-          <w:b w:val="0"/>
-          <w:i w:val="0"/>
-          <w:sz w:val="22"/>
-        </w:rPr>
-        <w:t>(d) A history of a local reaction at the injection site</w:t>
+        <w:t xml:space="preserve">(d) Laryngeal spasm</w:t>
       </w:r>
     </w:p>
     <w:p>
-      <w:pPr>
-        <w:spacing w:after="0" w:before="40"/>
-      </w:pPr>
       <w:r>
-        <w:rPr>
-          <w:b/>
-          <w:i w:val="0"/>
-          <w:sz w:val="22"/>
-        </w:rPr>
-        <w:t>Answer: a</w:t>
+        <w:t xml:space="preserve">Answer: a</w:t>
       </w:r>
     </w:p>
     <w:p>
-      <w:pPr>
-        <w:spacing w:after="0" w:before="0"/>
-      </w:pPr>
       <w:r>
-        <w:rPr>
-          <w:b w:val="0"/>
-          <w:i w:val="0"/>
-          <w:sz w:val="21"/>
-        </w:rPr>
-        <w:t>Solution: Contraindications to DPT include a severe allergic reaction or encephalopathy within 7 days of a previous dose; a mild illness, low-grade fever, or local reaction is not a contraindication, and the nurse screens the child before each vaccination.</w:t>
+        <w:t xml:space="preserve">Solution: Hypercalcemia depresses neuromuscular excitability, causing muscle weakness, lethargy, confusion, and constipation. Muscle cramps, tetany, and Chvostek's sign indicate hypocalcemia.</w:t>
       </w:r>
     </w:p>
     <w:p>
-      <w:pPr>
-        <w:spacing w:after="0" w:before="0"/>
-      </w:pPr>
       <w:r>
-        <w:rPr>
-          <w:b w:val="0"/>
-          <w:i w:val="0"/>
-          <w:sz w:val="20"/>
-        </w:rPr>
-        <w:t>Positive Marks: 1</w:t>
+        <w:t xml:space="preserve">Positive Marks: 1</w:t>
       </w:r>
     </w:p>
     <w:p>
-      <w:pPr>
-        <w:spacing w:after="160" w:before="0"/>
-      </w:pPr>
       <w:r>
-        <w:rPr>
-          <w:b w:val="0"/>
-          <w:i w:val="0"/>
-          <w:sz w:val="20"/>
-        </w:rPr>
-        <w:t>Negative Marks: 0.25</w:t>
+        <w:t xml:space="preserve">Negative Marks: 0.25</w:t>
       </w:r>
     </w:p>
     <w:p>
-      <w:pPr>
-        <w:spacing w:after="40" w:before="120"/>
-      </w:pPr>
       <w:r>
-        <w:rPr>
-          <w:b w:val="0"/>
-          <w:i w:val="0"/>
-          <w:sz w:val="22"/>
-        </w:rPr>
-        <w:t>Question: A 1-year-old with diarrhea is assessed for dehydration. Which finding indicates moderate dehydration?</w:t>
+        <w:t xml:space="preserve">Question: A client is admitted with a diagnosis of acute appendicitis and is scheduled for surgery. The nurse should:</w:t>
       </w:r>
     </w:p>
     <w:p>
-      <w:pPr>
-        <w:spacing w:after="0" w:before="0"/>
-      </w:pPr>
       <w:r>
-        <w:rPr>
-          <w:b w:val="0"/>
-          <w:i w:val="0"/>
-          <w:sz w:val="22"/>
-        </w:rPr>
-        <w:t>(a) Sunken fontanel, decreased skin turgor, and dry mucous membranes</w:t>
+        <w:t xml:space="preserve">(a) Keep the client NPO and apply nothing to the abdomen</w:t>
       </w:r>
     </w:p>
     <w:p>
-      <w:pPr>
-        <w:spacing w:after="0" w:before="0"/>
-      </w:pPr>
       <w:r>
-        <w:rPr>
-          <w:b w:val="0"/>
-          <w:i w:val="0"/>
-          <w:sz w:val="22"/>
-        </w:rPr>
-        <w:t>(b) A soft, flat fontanel with normal skin turgor</w:t>
+        <w:t xml:space="preserve">(b) Apply a heating pad to the abdomen for comfort</w:t>
       </w:r>
     </w:p>
     <w:p>
-      <w:pPr>
-        <w:spacing w:after="0" w:before="0"/>
-      </w:pPr>
       <w:r>
-        <w:rPr>
-          <w:b w:val="0"/>
-          <w:i w:val="0"/>
-          <w:sz w:val="22"/>
-        </w:rPr>
-        <w:t>(c) Brisk capillary refill and moist mucous membranes</w:t>
+        <w:t xml:space="preserve">(c) Give the client a laxative to relieve pain</w:t>
       </w:r>
     </w:p>
     <w:p>
-      <w:pPr>
-        <w:spacing w:after="0" w:before="0"/>
-      </w:pPr>
       <w:r>
-        <w:rPr>
-          <w:b w:val="0"/>
-          <w:i w:val="0"/>
-          <w:sz w:val="22"/>
-        </w:rPr>
-        <w:t>(d) Normal urine output and alert behavior</w:t>
+        <w:t xml:space="preserve">(d) Encourage the client to eat a light meal</w:t>
       </w:r>
     </w:p>
     <w:p>
-      <w:pPr>
-        <w:spacing w:after="0" w:before="40"/>
-      </w:pPr>
       <w:r>
-        <w:rPr>
-          <w:b/>
-          <w:i w:val="0"/>
-          <w:sz w:val="22"/>
-        </w:rPr>
-        <w:t>Answer: a</w:t>
+        <w:t xml:space="preserve">Answer: a</w:t>
       </w:r>
     </w:p>
     <w:p>
-      <w:pPr>
-        <w:spacing w:after="0" w:before="0"/>
-      </w:pPr>
       <w:r>
-        <w:rPr>
-          <w:b w:val="0"/>
-          <w:i w:val="0"/>
-          <w:sz w:val="21"/>
-        </w:rPr>
-        <w:t>Solution: Moderate dehydration in an infant includes sunken fontanel, decreased skin turgor (tenting), dry mucous membranes, decreased urine output, and irritability or lethargy; the nurse starts oral rehydration or prepares for intravenous fluids and reassesses frequently.</w:t>
+        <w:t xml:space="preserve">Solution: In suspected appendicitis, the client is NPO, and heat and laxatives are avoided because they increase the risk of perforation. Analgesics may be given after evaluation.</w:t>
       </w:r>
     </w:p>
     <w:p>
-      <w:pPr>
-        <w:spacing w:after="0" w:before="0"/>
-      </w:pPr>
       <w:r>
-        <w:rPr>
-          <w:b w:val="0"/>
-          <w:i w:val="0"/>
-          <w:sz w:val="20"/>
-        </w:rPr>
-        <w:t>Positive Marks: 1</w:t>
+        <w:t xml:space="preserve">Positive Marks: 1</w:t>
       </w:r>
     </w:p>
     <w:p>
-      <w:pPr>
-        <w:spacing w:after="160" w:before="0"/>
-      </w:pPr>
       <w:r>
-        <w:rPr>
-          <w:b w:val="0"/>
-          <w:i w:val="0"/>
-          <w:sz w:val="20"/>
-        </w:rPr>
-        <w:t>Negative Marks: 0.25</w:t>
+        <w:t xml:space="preserve">Negative Marks: 0.25</w:t>
       </w:r>
     </w:p>
     <w:p>
-      <w:pPr>
-        <w:spacing w:after="40" w:before="120"/>
-      </w:pPr>
       <w:r>
-        <w:rPr>
-          <w:b w:val="0"/>
-          <w:i w:val="0"/>
-          <w:sz w:val="22"/>
-        </w:rPr>
-        <w:t>Question: A nurse receives a shipment of vaccines. Which temperature range is correct for storing most vaccines in the cold chain?</w:t>
+        <w:t xml:space="preserve"/>
       </w:r>
     </w:p>
     <w:p>
-      <w:pPr>
-        <w:spacing w:after="0" w:before="0"/>
-      </w:pPr>
       <w:r>
-        <w:rPr>
-          <w:b w:val="0"/>
-          <w:i w:val="0"/>
-          <w:sz w:val="22"/>
-        </w:rPr>
-        <w:t>(a) 2°C to 8°C</w:t>
+        <w:t xml:space="preserve">Question: A client with a diagnosis of tuberculosis is taking isoniazid (INH). The nurse should teach the client to report:</w:t>
       </w:r>
     </w:p>
     <w:p>
-      <w:pPr>
-        <w:spacing w:after="0" w:before="0"/>
-      </w:pPr>
       <w:r>
-        <w:rPr>
-          <w:b w:val="0"/>
-          <w:i w:val="0"/>
-          <w:sz w:val="22"/>
-        </w:rPr>
-        <w:t>(b) Below 0°C</w:t>
+        <w:t xml:space="preserve">(a) Numbness and tingling in the hands and feet (peripheral neuropathy)</w:t>
       </w:r>
     </w:p>
     <w:p>
-      <w:pPr>
-        <w:spacing w:after="0" w:before="0"/>
-      </w:pPr>
       <w:r>
-        <w:rPr>
-          <w:b w:val="0"/>
-          <w:i w:val="0"/>
-          <w:sz w:val="22"/>
-        </w:rPr>
-        <w:t>(c) 15°C to 25°C</w:t>
+        <w:t xml:space="preserve">(b) Improved appetite</w:t>
       </w:r>
     </w:p>
     <w:p>
-      <w:pPr>
-        <w:spacing w:after="0" w:before="0"/>
-      </w:pPr>
       <w:r>
-        <w:rPr>
-          <w:b w:val="0"/>
-          <w:i w:val="0"/>
-          <w:sz w:val="22"/>
-        </w:rPr>
-        <w:t>(d) 10°C to 15°C</w:t>
+        <w:t xml:space="preserve">(c) Weight gain</w:t>
       </w:r>
     </w:p>
     <w:p>
-      <w:pPr>
-        <w:spacing w:after="0" w:before="40"/>
-      </w:pPr>
       <w:r>
-        <w:rPr>
-          <w:b/>
-          <w:i w:val="0"/>
-          <w:sz w:val="22"/>
-        </w:rPr>
-        <w:t>Answer: a</w:t>
+        <w:t xml:space="preserve">(d) Constipation</w:t>
       </w:r>
     </w:p>
     <w:p>
-      <w:pPr>
-        <w:spacing w:after="0" w:before="0"/>
-      </w:pPr>
       <w:r>
-        <w:rPr>
-          <w:b w:val="0"/>
-          <w:i w:val="0"/>
-          <w:sz w:val="21"/>
-        </w:rPr>
-        <w:t>Solution: Most vaccines are stored at 2°C to 8°C in the cold chain, with a vaccine vial monitor used to detect heat or freezing exposure; freezing damages vaccines, and the refrigerator is monitored and recorded daily.</w:t>
+        <w:t xml:space="preserve">Answer: a</w:t>
       </w:r>
     </w:p>
     <w:p>
-      <w:pPr>
-        <w:spacing w:after="0" w:before="0"/>
-      </w:pPr>
       <w:r>
-        <w:rPr>
-          <w:b w:val="0"/>
-          <w:i w:val="0"/>
-          <w:sz w:val="20"/>
-        </w:rPr>
-        <w:t>Positive Marks: 1</w:t>
+        <w:t xml:space="preserve">Solution: INH can cause peripheral neuropathy (numbness/tingling), prevented by pyridoxine (vitamin B6). Hepatitis (jaundice, dark urine) is another serious side effect to report.</w:t>
       </w:r>
     </w:p>
     <w:p>
-      <w:pPr>
-        <w:spacing w:after="160" w:before="0"/>
-      </w:pPr>
       <w:r>
-        <w:rPr>
-          <w:b w:val="0"/>
-          <w:i w:val="0"/>
-          <w:sz w:val="20"/>
-        </w:rPr>
-        <w:t>Negative Marks: 0.25</w:t>
+        <w:t xml:space="preserve">Positive Marks: 1</w:t>
       </w:r>
     </w:p>
     <w:p>
-      <w:pPr>
-        <w:spacing w:after="40" w:before="120"/>
-      </w:pPr>
       <w:r>
-        <w:rPr>
-          <w:b w:val="0"/>
-          <w:i w:val="0"/>
-          <w:sz w:val="22"/>
-        </w:rPr>
-        <w:t>Question: Which instruction is correct when giving oral rehydration solution to a child with diarrhea?</w:t>
+        <w:t xml:space="preserve">Negative Marks: 0.25</w:t>
       </w:r>
     </w:p>
     <w:p>
-      <w:pPr>
-        <w:spacing w:after="0" w:before="0"/>
-      </w:pPr>
       <w:r>
-        <w:rPr>
-          <w:b w:val="0"/>
-          <w:i w:val="0"/>
-          <w:sz w:val="22"/>
-        </w:rPr>
-        <w:t>(a) Give the ORS in small, frequent amounts and continue feeding the child</w:t>
+        <w:t xml:space="preserve"/>
       </w:r>
     </w:p>
     <w:p>
-      <w:pPr>
-        <w:spacing w:after="0" w:before="0"/>
-      </w:pPr>
       <w:r>
-        <w:rPr>
-          <w:b w:val="0"/>
-          <w:i w:val="0"/>
-          <w:sz w:val="22"/>
-        </w:rPr>
-        <w:t>(b) Give ORS only after the diarrhea stops</w:t>
+        <w:t xml:space="preserve">Question: The nurse is caring for a client with a central venous pressure (CVP) line. A CVP reading of 2 cm H2O indicates:</w:t>
       </w:r>
     </w:p>
     <w:p>
-      <w:pPr>
-        <w:spacing w:after="0" w:before="0"/>
-      </w:pPr>
       <w:r>
-        <w:rPr>
-          <w:b w:val="0"/>
-          <w:i w:val="0"/>
-          <w:sz w:val="22"/>
-        </w:rPr>
-        <w:t>(c) Mix the ORS with milk to improve the taste</w:t>
+        <w:t xml:space="preserve">(a) Low right ventricular preload (hypovolemia)</w:t>
       </w:r>
     </w:p>
     <w:p>
-      <w:pPr>
-        <w:spacing w:after="0" w:before="0"/>
-      </w:pPr>
       <w:r>
-        <w:rPr>
-          <w:b w:val="0"/>
-          <w:i w:val="0"/>
-          <w:sz w:val="22"/>
-        </w:rPr>
-        <w:t>(d) Stop breastfeeding until the diarrhea resolves</w:t>
+        <w:t xml:space="preserve">(b) Fluid overload</w:t>
       </w:r>
     </w:p>
     <w:p>
-      <w:pPr>
-        <w:spacing w:after="0" w:before="40"/>
-      </w:pPr>
       <w:r>
-        <w:rPr>
-          <w:b/>
-          <w:i w:val="0"/>
-          <w:sz w:val="22"/>
-        </w:rPr>
-        <w:t>Answer: a</w:t>
+        <w:t xml:space="preserve">(c) Normal pressure</w:t>
       </w:r>
     </w:p>
     <w:p>
-      <w:pPr>
-        <w:spacing w:after="0" w:before="0"/>
-      </w:pPr>
       <w:r>
-        <w:rPr>
-          <w:b w:val="0"/>
-          <w:i w:val="0"/>
-          <w:sz w:val="21"/>
-        </w:rPr>
-        <w:t>Solution: ORS is given in small, frequent amounts, and breastfeeding and regular feeding continue during diarrhea to maintain nutrition and prevent malnutrition; mixing ORS with milk or other fluids alters its concentration, and withholding feeding delays recovery.</w:t>
+        <w:t xml:space="preserve">(d) Left ventricular failure</w:t>
       </w:r>
     </w:p>
     <w:p>
-      <w:pPr>
-        <w:spacing w:after="0" w:before="0"/>
-      </w:pPr>
       <w:r>
-        <w:rPr>
-          <w:b w:val="0"/>
-          <w:i w:val="0"/>
-          <w:sz w:val="20"/>
-        </w:rPr>
-        <w:t>Positive Marks: 1</w:t>
+        <w:t xml:space="preserve">Answer: a</w:t>
       </w:r>
     </w:p>
     <w:p>
-      <w:pPr>
-        <w:spacing w:after="160" w:before="0"/>
-      </w:pPr>
       <w:r>
-        <w:rPr>
-          <w:b w:val="0"/>
-          <w:i w:val="0"/>
-          <w:sz w:val="20"/>
-        </w:rPr>
-        <w:t>Negative Marks: 0.25</w:t>
+        <w:t xml:space="preserve">Solution: Normal CVP is 5–10 cm H2O. A low CVP indicates decreased right ventricular filling (hypovolemia); a high CVP indicates fluid overload or right heart failure.</w:t>
       </w:r>
     </w:p>
     <w:p>
-      <w:pPr>
-        <w:spacing w:after="40" w:before="120"/>
-      </w:pPr>
       <w:r>
-        <w:rPr>
-          <w:b w:val="0"/>
-          <w:i w:val="0"/>
-          <w:sz w:val="22"/>
-        </w:rPr>
-        <w:t>Question: How many bones are present in the adult human body?</w:t>
+        <w:t xml:space="preserve">Positive Marks: 1</w:t>
       </w:r>
     </w:p>
     <w:p>
-      <w:pPr>
-        <w:spacing w:after="0" w:before="0"/>
-      </w:pPr>
       <w:r>
-        <w:rPr>
-          <w:b w:val="0"/>
-          <w:i w:val="0"/>
-          <w:sz w:val="22"/>
-        </w:rPr>
-        <w:t>(a) 206</w:t>
+        <w:t xml:space="preserve">Negative Marks: 0.25</w:t>
       </w:r>
     </w:p>
     <w:p>
-      <w:pPr>
-        <w:spacing w:after="0" w:before="0"/>
-      </w:pPr>
       <w:r>
-        <w:rPr>
-          <w:b w:val="0"/>
-          <w:i w:val="0"/>
-          <w:sz w:val="22"/>
-        </w:rPr>
-        <w:t>(b) 106</w:t>
+        <w:t xml:space="preserve"/>
       </w:r>
     </w:p>
     <w:p>
-      <w:pPr>
-        <w:spacing w:after="0" w:before="0"/>
-      </w:pPr>
       <w:r>
-        <w:rPr>
-          <w:b w:val="0"/>
-          <w:i w:val="0"/>
-          <w:sz w:val="22"/>
-        </w:rPr>
-        <w:t>(c) 306</w:t>
+        <w:t xml:space="preserve">Question: A client with chronic obstructive pulmonary disease is learning diaphragmatic breathing. The nurse explains that this technique:</w:t>
       </w:r>
     </w:p>
     <w:p>
-      <w:pPr>
-        <w:spacing w:after="0" w:before="0"/>
-      </w:pPr>
       <w:r>
-        <w:rPr>
-          <w:b w:val="0"/>
-          <w:i w:val="0"/>
-          <w:sz w:val="22"/>
-        </w:rPr>
-        <w:t>(d) 260</w:t>
+        <w:t xml:space="preserve">(a) Strengthens the diaphragm and improves ventilation of the lower lungs</w:t>
       </w:r>
     </w:p>
     <w:p>
-      <w:pPr>
-        <w:spacing w:after="0" w:before="40"/>
-      </w:pPr>
       <w:r>
-        <w:rPr>
-          <w:b/>
-          <w:i w:val="0"/>
-          <w:sz w:val="22"/>
-        </w:rPr>
-        <w:t>Answer: a</w:t>
+        <w:t xml:space="preserve">(b) Increases the respiratory rate</w:t>
       </w:r>
     </w:p>
     <w:p>
-      <w:pPr>
-        <w:spacing w:after="0" w:before="0"/>
-      </w:pPr>
       <w:r>
-        <w:rPr>
-          <w:b w:val="0"/>
-          <w:i w:val="0"/>
-          <w:sz w:val="21"/>
-        </w:rPr>
-        <w:t>Solution: The adult human skeleton has 206 bones, divided into the axial skeleton (skull, vertebral column, rib cage) and the appendicular skeleton (limbs and girdles); infants have about 300 bones that fuse as the child grows.</w:t>
+        <w:t xml:space="preserve">(c) Decreases oxygen saturation</w:t>
       </w:r>
     </w:p>
     <w:p>
-      <w:pPr>
-        <w:spacing w:after="0" w:before="0"/>
-      </w:pPr>
       <w:r>
-        <w:rPr>
-          <w:b w:val="0"/>
-          <w:i w:val="0"/>
-          <w:sz w:val="20"/>
-        </w:rPr>
-        <w:t>Positive Marks: 1</w:t>
+        <w:t xml:space="preserve">(d) Is only used during exercise</w:t>
       </w:r>
     </w:p>
     <w:p>
-      <w:pPr>
-        <w:spacing w:after="160" w:before="0"/>
-      </w:pPr>
       <w:r>
-        <w:rPr>
-          <w:b w:val="0"/>
-          <w:i w:val="0"/>
-          <w:sz w:val="20"/>
-        </w:rPr>
-        <w:t>Negative Marks: 0.25</w:t>
+        <w:t xml:space="preserve">Answer: a</w:t>
       </w:r>
     </w:p>
     <w:p>
-      <w:pPr>
-        <w:spacing w:after="40" w:before="120"/>
-      </w:pPr>
       <w:r>
-        <w:rPr>
-          <w:b w:val="0"/>
-          <w:i w:val="0"/>
-          <w:sz w:val="22"/>
-        </w:rPr>
-        <w:t>Question: Which is the normal resting heart rate range for a healthy adult?</w:t>
+        <w:t xml:space="preserve">Solution: Diaphragmatic (abdominal) breathing strengthens the diaphragm, reduces the work of breathing, and improves ventilation of the lower lung fields in COPD.</w:t>
       </w:r>
     </w:p>
     <w:p>
-      <w:pPr>
-        <w:spacing w:after="0" w:before="0"/>
-      </w:pPr>
       <w:r>
-        <w:rPr>
-          <w:b w:val="0"/>
-          <w:i w:val="0"/>
-          <w:sz w:val="22"/>
-        </w:rPr>
-        <w:t>(a) 60-100 beats per minute</w:t>
+        <w:t xml:space="preserve">Positive Marks: 1</w:t>
       </w:r>
     </w:p>
     <w:p>
-      <w:pPr>
-        <w:spacing w:after="0" w:before="0"/>
-      </w:pPr>
       <w:r>
-        <w:rPr>
-          <w:b w:val="0"/>
-          <w:i w:val="0"/>
-          <w:sz w:val="22"/>
-        </w:rPr>
-        <w:t>(b) 40-60 beats per minute</w:t>
+        <w:t xml:space="preserve">Negative Marks: 0.25</w:t>
       </w:r>
     </w:p>
     <w:p>
-      <w:pPr>
-        <w:spacing w:after="0" w:before="0"/>
-      </w:pPr>
       <w:r>
-        <w:rPr>
-          <w:b w:val="0"/>
-          <w:i w:val="0"/>
-          <w:sz w:val="22"/>
-        </w:rPr>
-        <w:t>(c) 100-140 beats per minute</w:t>
+        <w:t xml:space="preserve"/>
       </w:r>
     </w:p>
     <w:p>
-      <w:pPr>
-        <w:spacing w:after="0" w:before="0"/>
-      </w:pPr>
       <w:r>
-        <w:rPr>
-          <w:b w:val="0"/>
-          <w:i w:val="0"/>
-          <w:sz w:val="22"/>
-        </w:rPr>
-        <w:t>(d) 120-160 beats per minute</w:t>
+        <w:t xml:space="preserve">Question: A client is prescribed IV antibiotics every 8 hours. The nurse should schedule the doses:</w:t>
       </w:r>
     </w:p>
     <w:p>
-      <w:pPr>
-        <w:spacing w:after="0" w:before="40"/>
-      </w:pPr>
       <w:r>
-        <w:rPr>
-          <w:b/>
-          <w:i w:val="0"/>
-          <w:sz w:val="22"/>
-        </w:rPr>
-        <w:t>Answer: a</w:t>
+        <w:t xml:space="preserve">(a) At 6 AM, 2 PM, and 10 PM</w:t>
       </w:r>
     </w:p>
     <w:p>
-      <w:pPr>
-        <w:spacing w:after="0" w:before="0"/>
-      </w:pPr>
       <w:r>
-        <w:rPr>
-          <w:b w:val="0"/>
-          <w:i w:val="0"/>
-          <w:sz w:val="21"/>
-        </w:rPr>
-        <w:t>Solution: The normal resting heart rate for an adult is 60-100 beats per minute; rates below 60 may indicate bradycardia (or excellent fitness), rates above 100 indicate tachycardia, and infants and children normally have higher rates.</w:t>
+        <w:t xml:space="preserve">(b) All three doses within the first 8 hours</w:t>
       </w:r>
     </w:p>
     <w:p>
-      <w:pPr>
-        <w:spacing w:after="0" w:before="0"/>
-      </w:pPr>
       <w:r>
-        <w:rPr>
-          <w:b w:val="0"/>
-          <w:i w:val="0"/>
-          <w:sz w:val="20"/>
-        </w:rPr>
-        <w:t>Positive Marks: 1</w:t>
+        <w:t xml:space="preserve">(c) Whenever convenient during the day</w:t>
       </w:r>
     </w:p>
     <w:p>
-      <w:pPr>
-        <w:spacing w:after="160" w:before="0"/>
-      </w:pPr>
       <w:r>
-        <w:rPr>
-          <w:b w:val="0"/>
-          <w:i w:val="0"/>
-          <w:sz w:val="20"/>
-        </w:rPr>
-        <w:t>Negative Marks: 0.25</w:t>
+        <w:t xml:space="preserve">(d) Only during the day shift</w:t>
       </w:r>
     </w:p>
     <w:p>
-      <w:pPr>
-        <w:spacing w:after="40" w:before="120"/>
-      </w:pPr>
       <w:r>
-        <w:rPr>
-          <w:b w:val="0"/>
-          <w:i w:val="0"/>
-          <w:sz w:val="22"/>
-        </w:rPr>
-        <w:t>Question: Which is the normal fasting blood glucose range in a healthy adult?</w:t>
+        <w:t xml:space="preserve">Answer: a</w:t>
       </w:r>
     </w:p>
     <w:p>
-      <w:pPr>
-        <w:spacing w:after="0" w:before="0"/>
-      </w:pPr>
       <w:r>
-        <w:rPr>
-          <w:b w:val="0"/>
-          <w:i w:val="0"/>
-          <w:sz w:val="22"/>
-        </w:rPr>
-        <w:t>(a) 70-100 mg/dL</w:t>
+        <w:t xml:space="preserve">Solution: Every 8 hours means the drug is given around the clock to maintain therapeutic blood levels — e.g., 6 AM, 2 PM, and 10 PM.</w:t>
       </w:r>
     </w:p>
     <w:p>
-      <w:pPr>
-        <w:spacing w:after="0" w:before="0"/>
-      </w:pPr>
       <w:r>
-        <w:rPr>
-          <w:b w:val="0"/>
-          <w:i w:val="0"/>
-          <w:sz w:val="22"/>
-        </w:rPr>
-        <w:t>(b) 140-180 mg/dL</w:t>
+        <w:t xml:space="preserve">Positive Marks: 1</w:t>
       </w:r>
     </w:p>
     <w:p>
-      <w:pPr>
-        <w:spacing w:after="0" w:before="0"/>
-      </w:pPr>
       <w:r>
-        <w:rPr>
-          <w:b w:val="0"/>
-          <w:i w:val="0"/>
-          <w:sz w:val="22"/>
-        </w:rPr>
-        <w:t>(c) 200-250 mg/dL</w:t>
+        <w:t xml:space="preserve">Negative Marks: 0.25</w:t>
       </w:r>
     </w:p>
     <w:p>
-      <w:pPr>
-        <w:spacing w:after="0" w:before="0"/>
-      </w:pPr>
       <w:r>
-        <w:rPr>
-          <w:b w:val="0"/>
-          <w:i w:val="0"/>
-          <w:sz w:val="22"/>
-        </w:rPr>
-        <w:t>(d) 40-60 mg/dL</w:t>
+        <w:t xml:space="preserve"/>
       </w:r>
     </w:p>
     <w:p>
-      <w:pPr>
-        <w:spacing w:after="0" w:before="40"/>
-      </w:pPr>
       <w:r>
-        <w:rPr>
-          <w:b/>
-          <w:i w:val="0"/>
-          <w:sz w:val="22"/>
-        </w:rPr>
-        <w:t>Answer: a</w:t>
+        <w:t xml:space="preserve">Question: A client with a diagnosis of benign prostatic hyperplasia is scheduled for a transurethral resection of the prostate (TURP). Postoperatively, the nurse should monitor the client for:</w:t>
       </w:r>
     </w:p>
     <w:p>
-      <w:pPr>
-        <w:spacing w:after="0" w:before="0"/>
-      </w:pPr>
       <w:r>
-        <w:rPr>
-          <w:b w:val="0"/>
-          <w:i w:val="0"/>
-          <w:sz w:val="21"/>
-        </w:rPr>
-        <w:t>Solution: The normal fasting blood glucose is about 70-100 mg/dL; fasting glucose above 126 mg/dL on two occasions indicates diabetes mellitus, and values below 70 mg/dL indicate hypoglycemia.</w:t>
+        <w:t xml:space="preserve">(a) Bleeding and clot retention</w:t>
       </w:r>
     </w:p>
     <w:p>
-      <w:pPr>
-        <w:spacing w:after="0" w:before="0"/>
-      </w:pPr>
       <w:r>
-        <w:rPr>
-          <w:b w:val="0"/>
-          <w:i w:val="0"/>
-          <w:sz w:val="20"/>
-        </w:rPr>
-        <w:t>Positive Marks: 1</w:t>
+        <w:t xml:space="preserve">(b) Hyperglycemia</w:t>
       </w:r>
     </w:p>
     <w:p>
-      <w:pPr>
-        <w:spacing w:after="160" w:before="0"/>
-      </w:pPr>
       <w:r>
-        <w:rPr>
-          <w:b w:val="0"/>
-          <w:i w:val="0"/>
-          <w:sz w:val="20"/>
-        </w:rPr>
-        <w:t>Negative Marks: 0.25</w:t>
+        <w:t xml:space="preserve">(c) Increased urine output only</w:t>
       </w:r>
     </w:p>
     <w:p>
-      <w:pPr>
-        <w:spacing w:after="40" w:before="120"/>
-      </w:pPr>
       <w:r>
-        <w:rPr>
-          <w:b w:val="0"/>
-          <w:i w:val="0"/>
-          <w:sz w:val="22"/>
-        </w:rPr>
-        <w:t>Question: A client who eats no fresh fruits or vegetables develops bleeding gums, poor wound healing, and easy bruising. Which vitamin deficiency is most likely?</w:t>
+        <w:t xml:space="preserve">(d) Constipation</w:t>
       </w:r>
     </w:p>
     <w:p>
-      <w:pPr>
-        <w:spacing w:after="0" w:before="0"/>
-      </w:pPr>
       <w:r>
-        <w:rPr>
-          <w:b w:val="0"/>
-          <w:i w:val="0"/>
-          <w:sz w:val="22"/>
-        </w:rPr>
-        <w:t>(a) Vitamin C deficiency (scurvy)</w:t>
+        <w:t xml:space="preserve">Answer: a</w:t>
       </w:r>
     </w:p>
     <w:p>
-      <w:pPr>
-        <w:spacing w:after="0" w:before="0"/>
-      </w:pPr>
       <w:r>
-        <w:rPr>
-          <w:b w:val="0"/>
-          <w:i w:val="0"/>
-          <w:sz w:val="22"/>
-        </w:rPr>
-        <w:t>(b) Vitamin B12 deficiency</w:t>
+        <w:t xml:space="preserve">Solution: After TURP, bleeding and clot retention are the main complications. The catheter is monitored for patency and the urine for color and clots; continuous bladder irrigation may be used.</w:t>
       </w:r>
     </w:p>
     <w:p>
-      <w:pPr>
-        <w:spacing w:after="0" w:before="0"/>
-      </w:pPr>
       <w:r>
-        <w:rPr>
-          <w:b w:val="0"/>
-          <w:i w:val="0"/>
-          <w:sz w:val="22"/>
-        </w:rPr>
-        <w:t>(c) Vitamin D deficiency</w:t>
+        <w:t xml:space="preserve">Positive Marks: 1</w:t>
       </w:r>
     </w:p>
     <w:p>
-      <w:pPr>
-        <w:spacing w:after="0" w:before="0"/>
-      </w:pPr>
       <w:r>
-        <w:rPr>
-          <w:b w:val="0"/>
-          <w:i w:val="0"/>
-          <w:sz w:val="22"/>
-        </w:rPr>
-        <w:t>(d) Vitamin K excess</w:t>
+        <w:t xml:space="preserve">Negative Marks: 0.25</w:t>
       </w:r>
     </w:p>
     <w:p>
-      <w:pPr>
-        <w:spacing w:after="0" w:before="40"/>
-      </w:pPr>
       <w:r>
-        <w:rPr>
-          <w:b/>
-          <w:i w:val="0"/>
-          <w:sz w:val="22"/>
-        </w:rPr>
-        <w:t>Answer: a</w:t>
+        <w:t xml:space="preserve"/>
       </w:r>
     </w:p>
     <w:p>
-      <w:pPr>
-        <w:spacing w:after="0" w:before="0"/>
-      </w:pPr>
       <w:r>
-        <w:rPr>
-          <w:b w:val="0"/>
-          <w:i w:val="0"/>
-          <w:sz w:val="21"/>
-        </w:rPr>
-        <w:t>Solution: Vitamin C is needed for collagen synthesis and wound healing, and its deficiency causes scurvy with bleeding gums, easy bruising, and poor healing; citrus fruits, tomatoes, and green vegetables are rich sources, and cooking destroys the vitamin.</w:t>
+        <w:t xml:space="preserve">Question: The nurse is assessing a client for fluid volume deficit. Which finding is most characteristic?</w:t>
       </w:r>
     </w:p>
     <w:p>
-      <w:pPr>
-        <w:spacing w:after="0" w:before="0"/>
-      </w:pPr>
       <w:r>
-        <w:rPr>
-          <w:b w:val="0"/>
-          <w:i w:val="0"/>
-          <w:sz w:val="20"/>
-        </w:rPr>
-        <w:t>Positive Marks: 1</w:t>
+        <w:t xml:space="preserve">(a) Tenting of the skin and dry mucous membranes</w:t>
       </w:r>
     </w:p>
     <w:p>
-      <w:pPr>
-        <w:spacing w:after="160" w:before="0"/>
-      </w:pPr>
       <w:r>
-        <w:rPr>
-          <w:b w:val="0"/>
-          <w:i w:val="0"/>
-          <w:sz w:val="20"/>
-        </w:rPr>
-        <w:t>Negative Marks: 0.25</w:t>
+        <w:t xml:space="preserve">(b) Pitting edema</w:t>
       </w:r>
     </w:p>
     <w:p>
-      <w:pPr>
-        <w:spacing w:after="40" w:before="120"/>
-      </w:pPr>
       <w:r>
-        <w:rPr>
-          <w:b w:val="0"/>
-          <w:i w:val="0"/>
-          <w:sz w:val="22"/>
-        </w:rPr>
-        <w:t>Question: Which early sign of digoxin toxicity should the nurse teach a client taking digoxin to report?</w:t>
+        <w:t xml:space="preserve">(c) Crackles in the lungs</w:t>
       </w:r>
     </w:p>
     <w:p>
-      <w:pPr>
-        <w:spacing w:after="0" w:before="0"/>
-      </w:pPr>
       <w:r>
-        <w:rPr>
-          <w:b w:val="0"/>
-          <w:i w:val="0"/>
-          <w:sz w:val="22"/>
-        </w:rPr>
-        <w:t>(a) Nausea, vomiting, and visual disturbances such as yellow-green halos</w:t>
+        <w:t xml:space="preserve">(d) Distended neck veins</w:t>
       </w:r>
     </w:p>
     <w:p>
-      <w:pPr>
-        <w:spacing w:after="0" w:before="0"/>
-      </w:pPr>
       <w:r>
-        <w:rPr>
-          <w:b w:val="0"/>
-          <w:i w:val="0"/>
-          <w:sz w:val="22"/>
-        </w:rPr>
-        <w:t>(b) Increased appetite and weight gain</w:t>
+        <w:t xml:space="preserve">Answer: a</w:t>
       </w:r>
     </w:p>
     <w:p>
-      <w:pPr>
-        <w:spacing w:after="0" w:before="0"/>
-      </w:pPr>
       <w:r>
-        <w:rPr>
-          <w:b w:val="0"/>
-          <w:i w:val="0"/>
-          <w:sz w:val="22"/>
-        </w:rPr>
-        <w:t>(c) Increased urine output and thirst</w:t>
+        <w:t xml:space="preserve">Solution: Dehydration causes decreased skin turgor (tenting), dry mucous membranes, thirst, decreased urine output, and tachycardia. Edema, crackles, and neck vein distension indicate fluid overload.</w:t>
       </w:r>
     </w:p>
     <w:p>
-      <w:pPr>
-        <w:spacing w:after="0" w:before="0"/>
-      </w:pPr>
       <w:r>
-        <w:rPr>
-          <w:b w:val="0"/>
-          <w:i w:val="0"/>
-          <w:sz w:val="22"/>
-        </w:rPr>
-        <w:t>(d) Hair loss and skin rash</w:t>
+        <w:t xml:space="preserve">Positive Marks: 1</w:t>
       </w:r>
     </w:p>
     <w:p>
-      <w:pPr>
-        <w:spacing w:after="0" w:before="40"/>
-      </w:pPr>
       <w:r>
-        <w:rPr>
-          <w:b/>
-          <w:i w:val="0"/>
-          <w:sz w:val="22"/>
-        </w:rPr>
-        <w:t>Answer: a</w:t>
+        <w:t xml:space="preserve">Negative Marks: 0.25</w:t>
       </w:r>
     </w:p>
     <w:p>
-      <w:pPr>
-        <w:spacing w:after="0" w:before="0"/>
-      </w:pPr>
       <w:r>
-        <w:rPr>
-          <w:b w:val="0"/>
-          <w:i w:val="0"/>
-          <w:sz w:val="21"/>
-        </w:rPr>
-        <w:t>Solution: Early digoxin toxicity causes anorexia, nausea, vomiting, bradycardia, and visual disturbances such as yellow-green halos; the nurse teaches the client to take the pulse and report these signs, and the drug is held for a heart rate below 60 beats per minute.</w:t>
+        <w:t xml:space="preserve"/>
       </w:r>
     </w:p>
     <w:p>
-      <w:pPr>
-        <w:spacing w:after="0" w:before="0"/>
-      </w:pPr>
       <w:r>
-        <w:rPr>
-          <w:b w:val="0"/>
-          <w:i w:val="0"/>
-          <w:sz w:val="20"/>
-        </w:rPr>
-        <w:t>Positive Marks: 1</w:t>
+        <w:t xml:space="preserve">Question: A client with a diagnosis of seizure disorder is having a generalized tonic-clonic seizure. The priority nursing action is:</w:t>
       </w:r>
     </w:p>
     <w:p>
-      <w:pPr>
-        <w:spacing w:after="160" w:before="0"/>
-      </w:pPr>
       <w:r>
-        <w:rPr>
-          <w:b w:val="0"/>
-          <w:i w:val="0"/>
-          <w:sz w:val="20"/>
-        </w:rPr>
-        <w:t>Negative Marks: 0.25</w:t>
+        <w:t xml:space="preserve">(a) Protect the client's head and remove nearby hazards</w:t>
       </w:r>
     </w:p>
     <w:p>
-      <w:pPr>
-        <w:spacing w:after="40" w:before="120"/>
-      </w:pPr>
       <w:r>
-        <w:rPr>
-          <w:b w:val="0"/>
-          <w:i w:val="0"/>
-          <w:sz w:val="22"/>
-        </w:rPr>
-        <w:t>Question: Malaria is transmitted to humans by which vector?</w:t>
+        <w:t xml:space="preserve">(b) Insert a padded tongue blade between the teeth</w:t>
       </w:r>
     </w:p>
     <w:p>
-      <w:pPr>
-        <w:spacing w:after="0" w:before="0"/>
-      </w:pPr>
       <w:r>
-        <w:rPr>
-          <w:b w:val="0"/>
-          <w:i w:val="0"/>
-          <w:sz w:val="22"/>
-        </w:rPr>
-        <w:t>(a) The female Anopheles mosquito</w:t>
+        <w:t xml:space="preserve">(c) Restrain the client's limbs</w:t>
       </w:r>
     </w:p>
     <w:p>
-      <w:pPr>
-        <w:spacing w:after="0" w:before="0"/>
-      </w:pPr>
       <w:r>
-        <w:rPr>
-          <w:b w:val="0"/>
-          <w:i w:val="0"/>
-          <w:sz w:val="22"/>
-        </w:rPr>
-        <w:t>(b) The Aedes mosquito</w:t>
+        <w:t xml:space="preserve">(d) Place the client on his back immediately</w:t>
       </w:r>
     </w:p>
     <w:p>
-      <w:pPr>
-        <w:spacing w:after="0" w:before="0"/>
-      </w:pPr>
       <w:r>
-        <w:rPr>
-          <w:b w:val="0"/>
-          <w:i w:val="0"/>
-          <w:sz w:val="22"/>
-        </w:rPr>
-        <w:t>(c) The Culex mosquito</w:t>
+        <w:t xml:space="preserve">Answer: a</w:t>
       </w:r>
     </w:p>
     <w:p>
-      <w:pPr>
-        <w:spacing w:after="0" w:before="0"/>
-      </w:pPr>
       <w:r>
-        <w:rPr>
-          <w:b w:val="0"/>
-          <w:i w:val="0"/>
-          <w:sz w:val="22"/>
-        </w:rPr>
-        <w:t>(d) The sandfly</w:t>
+        <w:t xml:space="preserve">Solution: During a seizure, the nurse protects the head, moves hazards away, and turns the client to the side if possible. Nothing is placed in the mouth, and the limbs are never restrained.</w:t>
       </w:r>
     </w:p>
     <w:p>
-      <w:pPr>
-        <w:spacing w:after="0" w:before="40"/>
-      </w:pPr>
       <w:r>
-        <w:rPr>
-          <w:b/>
-          <w:i w:val="0"/>
-          <w:sz w:val="22"/>
-        </w:rPr>
-        <w:t>Answer: a</w:t>
+        <w:t xml:space="preserve">Positive Marks: 1</w:t>
       </w:r>
     </w:p>
     <w:p>
-      <w:pPr>
-        <w:spacing w:after="0" w:before="0"/>
-      </w:pPr>
       <w:r>
-        <w:rPr>
-          <w:b w:val="0"/>
-          <w:i w:val="0"/>
-          <w:sz w:val="21"/>
-        </w:rPr>
-        <w:t>Solution: Malaria is transmitted by the bite of the female Anopheles mosquito; Aedes transmits dengue, chikungunya, and Zika, Culex transmits filariasis and Japanese encephalitis, and the sandfly transmits leishmaniasis (kala-azar).</w:t>
+        <w:t xml:space="preserve">Negative Marks: 0.25</w:t>
       </w:r>
     </w:p>
     <w:p>
-      <w:pPr>
-        <w:spacing w:after="0" w:before="0"/>
-      </w:pPr>
       <w:r>
-        <w:rPr>
-          <w:b w:val="0"/>
-          <w:i w:val="0"/>
-          <w:sz w:val="20"/>
-        </w:rPr>
-        <w:t>Positive Marks: 1</w:t>
+        <w:t xml:space="preserve"/>
       </w:r>
     </w:p>
     <w:p>
-      <w:pPr>
-        <w:spacing w:after="160" w:before="0"/>
-      </w:pPr>
       <w:r>
-        <w:rPr>
-          <w:b w:val="0"/>
-          <w:i w:val="0"/>
-          <w:sz w:val="20"/>
-        </w:rPr>
-        <w:t>Negative Marks: 0.25</w:t>
+        <w:t xml:space="preserve">Question: A client is prescribed warfarin and is also taking amiodarone. The nurse should monitor the client for:</w:t>
+      </w:r>
+    </w:p>
+    <w:p>
+      <w:r>
+        <w:t xml:space="preserve">(a) Increased warfarin effect and bleeding risk (drug interaction)</w:t>
+      </w:r>
+    </w:p>
+    <w:p>
+      <w:r>
+        <w:t xml:space="preserve">(b) Decreased warfarin effect</w:t>
+      </w:r>
+    </w:p>
+    <w:p>
+      <w:r>
+        <w:t xml:space="preserve">(c) Hyperkalemia</w:t>
+      </w:r>
+    </w:p>
+    <w:p>
+      <w:r>
+        <w:t xml:space="preserve">(d) Hypoglycemia</w:t>
+      </w:r>
+    </w:p>
+    <w:p>
+      <w:r>
+        <w:t xml:space="preserve">Answer: a</w:t>
+      </w:r>
+    </w:p>
+    <w:p>
+      <w:r>
+        <w:t xml:space="preserve">Solution: Amiodarone inhibits warfarin metabolism, increasing the INR and bleeding risk. The warfarin dose is often reduced and the INR monitored closely.</w:t>
+      </w:r>
+    </w:p>
+    <w:p>
+      <w:r>
+        <w:t xml:space="preserve">Positive Marks: 1</w:t>
+      </w:r>
+    </w:p>
+    <w:p>
+      <w:r>
+        <w:t xml:space="preserve">Negative Marks: 0.25</w:t>
+      </w:r>
+    </w:p>
+    <w:p>
+      <w:r>
+        <w:t xml:space="preserve"/>
+      </w:r>
+    </w:p>
+    <w:p>
+      <w:r>
+        <w:t xml:space="preserve">Question: A nurse is caring for a client 1 hour after a liver biopsy. Which finding requires immediate intervention?</w:t>
+      </w:r>
+    </w:p>
+    <w:p>
+      <w:r>
+        <w:t xml:space="preserve">(a) Pain at the biopsy site with shortness of breath</w:t>
+      </w:r>
+    </w:p>
+    <w:p>
+      <w:r>
+        <w:t xml:space="preserve">(b) Mild discomfort at the site</w:t>
+      </w:r>
+    </w:p>
+    <w:p>
+      <w:r>
+        <w:t xml:space="preserve">(c) Stable vital signs</w:t>
+      </w:r>
+    </w:p>
+    <w:p>
+      <w:r>
+        <w:t xml:space="preserve">(d) A small dressing with no bleeding</w:t>
+      </w:r>
+    </w:p>
+    <w:p>
+      <w:r>
+        <w:t xml:space="preserve">Answer: a</w:t>
+      </w:r>
+    </w:p>
+    <w:p>
+      <w:r>
+        <w:t xml:space="preserve">Solution: Pain at the biopsy site with dyspnea suggests pneumothorax or hemorrhage — serious complications requiring immediate intervention. Mild discomfort and stable vital signs are expected.</w:t>
+      </w:r>
+    </w:p>
+    <w:p>
+      <w:r>
+        <w:t xml:space="preserve">Positive Marks: 1</w:t>
+      </w:r>
+    </w:p>
+    <w:p>
+      <w:r>
+        <w:t xml:space="preserve">Negative Marks: 0.25</w:t>
       </w:r>
     </w:p>
     <w:sectPr>
       <w:pgSz w:w="12240" w:h="15840"/>
-      <w:pgMar w:top="864" w:right="1008" w:bottom="864" w:left="1008" w:header="720" w:footer="720" w:gutter="0"/>
+      <w:pgMar w:top="1440" w:right="1800" w:bottom="1440" w:left="1800" w:header="720" w:footer="720" w:gutter="0"/>
       <w:cols w:space="720"/>
       <w:docGrid w:linePitch="360"/>
     </w:sectPr>
@@ -2715,10 +1365,6 @@
     <w:name w:val="Normal"/>
     <w:qFormat/>
     <w:rsid w:val="00FC693F"/>
-    <w:rPr>
-      <w:rFonts w:ascii="Calibri" w:hAnsi="Calibri"/>
-      <w:sz w:val="22"/>
-    </w:rPr>
   </w:style>
   <w:style w:type="paragraph" w:styleId="Header">
     <w:name w:val="header"/>
